--- a/01_The_Blue_Silence/Manuscript/THE_BLUE_SILENCE_Chapter_23_Six_Names.docx
+++ b/01_The_Blue_Silence/Manuscript/THE_BLUE_SILENCE_Chapter_23_Six_Names.docx
@@ -44,7 +44,7 @@
         <w:jc w:val="left"/>
       </w:pPr>
       <w:r>
-        <w:t>That was the first mistake.</w:t>
+        <w:t>The first mistake was writing them down.</w:t>
       </w:r>
     </w:p>
     <w:p>
